--- a/13-capstone/sample-files/ai-workflow-canvas.docx
+++ b/13-capstone/sample-files/ai-workflow-canvas.docx
@@ -64,7 +64,7 @@
               <w:rPr>
                 <w:b/>
               </w:rPr>
-              <w:t>Brief (A, B or C)</w:t>
+              <w:t>Brief (A, B, C or D)</w:t>
             </w:r>
           </w:p>
         </w:tc>
